--- a/Document/UE5/Document-2/Gameplay Ability System.docx
+++ b/Document/UE5/Document-2/Gameplay Ability System.docx
@@ -181,7 +181,6 @@
       </w:r>
     </w:p>
     <w:p>
-      <w:bookmarkStart w:id="0" w:name="_GoBack"/>
       <w:r>
         <w:drawing>
           <wp:inline distT="0" distB="0" distL="114300" distR="114300">
@@ -225,7 +224,6 @@
           </wp:inline>
         </w:drawing>
       </w:r>
-      <w:bookmarkEnd w:id="0"/>
     </w:p>
     <w:p>
       <w:pPr>
@@ -425,6 +423,7 @@
       </w:r>
     </w:p>
     <w:p>
+      <w:bookmarkStart w:id="0" w:name="_GoBack"/>
       <w:r>
         <w:drawing>
           <wp:inline distT="0" distB="0" distL="114300" distR="114300">
@@ -468,6 +467,7 @@
           </wp:inline>
         </w:drawing>
       </w:r>
+      <w:bookmarkEnd w:id="0"/>
     </w:p>
     <w:p>
       <w:pPr>
